--- a/documents/Auto_FNOL_Deployment_Guide.docx
+++ b/documents/Auto_FNOL_Deployment_Guide.docx
@@ -105,7 +105,7 @@
       </w:r>
     </w:p>
     <w:p>
-      <w:bookmarkStart w:id="2" w:name="GenerateData"/>
+      <w:bookmarkStart w:id="2" w:name="Configuration"/>
       <w:pPr>
         <w:pStyle w:val="Heading1"/>
       </w:pPr>
@@ -113,9 +113,99 @@
         <w:rPr>
           <w:color w:val="1F3864"/>
         </w:rPr>
-        <w:t>1. Generate &amp; Load Sample Data (datagen/)</w:t>
+        <w:t>1. Configure Your Tenant (.env)</w:t>
       </w:r>
       <w:bookmarkEnd w:id="2"/>
+    </w:p>
+    <w:p>
+      <w:r>
+        <w:rPr>
+          <w:b w:val="0"/>
+          <w:i w:val="0"/>
+          <w:sz w:val="22"/>
+        </w:rPr>
+        <w:t>No tenant-specific values (workspace/lakehouse/agent IDs, endpoints, resource names) are hardcoded in this repo. All scripts read configuration from environment variables via the config.py module at the repo root.</w:t>
+      </w:r>
+    </w:p>
+    <w:p>
+      <w:pPr>
+        <w:pStyle w:val="ListNumber"/>
+      </w:pPr>
+      <w:r>
+        <w:t>Copy .env.example (repo root) to a new file named .env in the repo root.</w:t>
+      </w:r>
+    </w:p>
+    <w:p>
+      <w:pPr>
+        <w:pStyle w:val="ListNumber"/>
+      </w:pPr>
+      <w:r>
+        <w:t>Install python-dotenv (pip install python-dotenv) so config.py can auto-load .env, or export the variables directly in your shell/CI environment instead.</w:t>
+      </w:r>
+    </w:p>
+    <w:p>
+      <w:pPr>
+        <w:pStyle w:val="ListNumber"/>
+      </w:pPr>
+      <w:r>
+        <w:t>Fill in the required, tenant-specific values — these have no safe default and config.py will raise a clear error if left unset: FABRIC_WORKSPACE_ID, FABRIC_LAKEHOUSE_ID (create the workspace/lakehouse first, e.g. WS_AutoFNOL / LH_AutoFNOL, then copy their GUIDs from the Fabric portal URL), FOUNDRY_PROJECT_ENDPOINT (from your Azure AI Foundry project's Overview page), AZURE_SEARCH_ENDPOINT (from your Azure AI Search service's Overview page), and AZURE_OPENAI_ENDPOINT (from your Azure OpenAI/Foundry resource).</w:t>
+      </w:r>
+    </w:p>
+    <w:p>
+      <w:pPr>
+        <w:pStyle w:val="ListNumber"/>
+      </w:pPr>
+      <w:r>
+        <w:t>Leave the remaining variables as-is unless you want different names: they already default to safe values (e.g. FABRIC_LAKEHOUSE_NAME=LH_AutoFNOL, FABRIC_ONTOLOGY_NAME=AutoFNOL_Ontology, FABRIC_DATA_AGENT_NAME=DA_AutoFNOL_Ontology, FOUNDRY_AGENT_NAME=Auto-FNOL-Knowledge-Agent, AZURE_SEARCH_INDEX_NAME=auto-fnol-kb-index, FOUNDRY_MODEL_DEPLOYMENT=gpt-4o, AZURE_OPENAI_EMBEDDING_DEPLOYMENT=text-embedding-ada-002).</w:t>
+      </w:r>
+    </w:p>
+    <w:p>
+      <w:pPr>
+        <w:pStyle w:val="ListNumber"/>
+      </w:pPr>
+      <w:r>
+        <w:t>FABRIC_ONTOLOGY_ID, FABRIC_GRAPH_MODEL_ID, and FABRIC_DATA_AGENT_ID start blank — they are produced by the Section 2 scripts (create_ontology.py, configure_data_agent*.py) and only need to be set in .env afterwards if you re-run configure_data_agent.py/configure_data_agent_ontology.py separately later (e.g. to reconfigure without recreating).</w:t>
+      </w:r>
+    </w:p>
+    <w:p>
+      <w:pPr>
+        <w:pStyle w:val="ListNumber"/>
+      </w:pPr>
+      <w:r>
+        <w:t>Optionally set AZURE_SEARCH_ADMIN_KEY if you prefer key-based auth to Azure AI Search; if left blank, foundry/build_search_index.py falls back to Azure AD bearer-token auth automatically.</w:t>
+      </w:r>
+    </w:p>
+    <w:p>
+      <w:pPr>
+        <w:pStyle w:val="ListNumber"/>
+      </w:pPr>
+      <w:r>
+        <w:t>Run any script from the repo root or a subfolder — each script inserts the repo root onto sys.path and imports config, so .env only needs to exist once at the repo root.</w:t>
+      </w:r>
+    </w:p>
+    <w:p>
+      <w:r>
+        <w:rPr>
+          <w:b w:val="0"/>
+          <w:i/>
+          <w:color w:val="595959"/>
+          <w:sz w:val="22"/>
+        </w:rPr>
+        <w:t>For the Copilot Studio solution in copilotstudio/, also replace the &lt;YOUR_FABRIC_DATA_AGENT_ID&gt; and &lt;YOUR_FABRIC_WORKSPACE_ID&gt; placeholders in actions/InvokeAutoFNOLOntologyAgent.mcs.yml with your own Fabric Data Agent ID and Workspace ID before running pac copilot push (Section 4).</w:t>
+      </w:r>
+    </w:p>
+    <w:p>
+      <w:bookmarkStart w:id="3" w:name="GenerateData"/>
+      <w:pPr>
+        <w:pStyle w:val="Heading1"/>
+      </w:pPr>
+      <w:r>
+        <w:rPr>
+          <w:color w:val="1F3864"/>
+        </w:rPr>
+        <w:t>2. Generate &amp; Load Sample Data (datagen/)</w:t>
+      </w:r>
+      <w:bookmarkEnd w:id="3"/>
     </w:p>
     <w:p>
       <w:r>
@@ -160,7 +250,7 @@
       </w:r>
     </w:p>
     <w:p>
-      <w:bookmarkStart w:id="3" w:name="FabricIQ"/>
+      <w:bookmarkStart w:id="4" w:name="FabricIQ"/>
       <w:pPr>
         <w:pStyle w:val="Heading1"/>
       </w:pPr>
@@ -168,9 +258,9 @@
         <w:rPr>
           <w:color w:val="1F3864"/>
         </w:rPr>
-        <w:t>2. Build the Fabric IQ Ontology &amp; Data Agent (fabric/)</w:t>
+        <w:t>3. Build the Fabric IQ Ontology &amp; Data Agent (fabric/)</w:t>
       </w:r>
-      <w:bookmarkEnd w:id="3"/>
+      <w:bookmarkEnd w:id="4"/>
     </w:p>
     <w:p>
       <w:r>
@@ -226,7 +316,7 @@
       </w:r>
     </w:p>
     <w:p>
-      <w:bookmarkStart w:id="4" w:name="FoundryIQ"/>
+      <w:bookmarkStart w:id="5" w:name="FoundryIQ"/>
       <w:pPr>
         <w:pStyle w:val="Heading1"/>
       </w:pPr>
@@ -234,9 +324,9 @@
         <w:rPr>
           <w:color w:val="1F3864"/>
         </w:rPr>
-        <w:t>3. Build the Foundry IQ Knowledge Agent (foundry/)</w:t>
+        <w:t>4. Build the Foundry IQ Knowledge Agent (foundry/)</w:t>
       </w:r>
-      <w:bookmarkEnd w:id="4"/>
+      <w:bookmarkEnd w:id="5"/>
     </w:p>
     <w:p>
       <w:r>
@@ -297,7 +387,7 @@
       </w:r>
     </w:p>
     <w:p>
-      <w:bookmarkStart w:id="5" w:name="CopilotStudio"/>
+      <w:bookmarkStart w:id="6" w:name="CopilotStudio"/>
       <w:pPr>
         <w:pStyle w:val="Heading1"/>
       </w:pPr>
@@ -305,9 +395,9 @@
         <w:rPr>
           <w:color w:val="1F3864"/>
         </w:rPr>
-        <w:t>4. Deploy the Copilot Studio Orchestrator Agent (copilotstudio/)</w:t>
+        <w:t>5. Deploy the Copilot Studio Orchestrator Agent (copilotstudio/)</w:t>
       </w:r>
-      <w:bookmarkEnd w:id="5"/>
+      <w:bookmarkEnd w:id="6"/>
     </w:p>
     <w:p>
       <w:r>
@@ -376,7 +466,7 @@
       </w:r>
     </w:p>
     <w:p>
-      <w:bookmarkStart w:id="6" w:name="Validate"/>
+      <w:bookmarkStart w:id="7" w:name="Validate"/>
       <w:pPr>
         <w:pStyle w:val="Heading1"/>
       </w:pPr>
@@ -384,9 +474,9 @@
         <w:rPr>
           <w:color w:val="1F3864"/>
         </w:rPr>
-        <w:t>5. Validate End-to-End</w:t>
+        <w:t>6. Validate End-to-End</w:t>
       </w:r>
-      <w:bookmarkEnd w:id="6"/>
+      <w:bookmarkEnd w:id="7"/>
     </w:p>
     <w:p>
       <w:pPr>
@@ -437,7 +527,7 @@
       </w:r>
     </w:p>
     <w:p>
-      <w:bookmarkStart w:id="7" w:name="Troubleshooting"/>
+      <w:bookmarkStart w:id="8" w:name="Troubleshooting"/>
       <w:pPr>
         <w:pStyle w:val="Heading1"/>
       </w:pPr>
@@ -445,9 +535,9 @@
         <w:rPr>
           <w:color w:val="1F3864"/>
         </w:rPr>
-        <w:t>6. Troubleshooting Quick Reference</w:t>
+        <w:t>7. Troubleshooting Quick Reference</w:t>
       </w:r>
-      <w:bookmarkEnd w:id="7"/>
+      <w:bookmarkEnd w:id="8"/>
     </w:p>
     <w:tbl>
       <w:tblPr>
@@ -600,6 +690,38 @@
           <w:p>
             <w:r>
               <w:t>Reconnect the connection reference, re-run pac copilot publish, and confirm the Fabric capacity is Active; isolate with fabric/test_mcp_dataagent.py</w:t>
+            </w:r>
+          </w:p>
+        </w:tc>
+      </w:tr>
+      <w:tr>
+        <w:tc>
+          <w:tcPr>
+            <w:tcW w:type="dxa" w:w="2880"/>
+          </w:tcPr>
+          <w:p>
+            <w:r>
+              <w:t>RuntimeError: &lt;VAR&gt; environment variable is not set (from config.py)</w:t>
+            </w:r>
+          </w:p>
+        </w:tc>
+        <w:tc>
+          <w:tcPr>
+            <w:tcW w:type="dxa" w:w="2880"/>
+          </w:tcPr>
+          <w:p>
+            <w:r>
+              <w:t>Required .env value missing (e.g. FABRIC_WORKSPACE_ID, FOUNDRY_PROJECT_ENDPOINT)</w:t>
+            </w:r>
+          </w:p>
+        </w:tc>
+        <w:tc>
+          <w:tcPr>
+            <w:tcW w:type="dxa" w:w="2880"/>
+          </w:tcPr>
+          <w:p>
+            <w:r>
+              <w:t>Copy .env.example to .env at the repo root and fill in the required tenant-specific values listed in Section 1</w:t>
             </w:r>
           </w:p>
         </w:tc>

--- a/documents/Auto_FNOL_Deployment_Guide.docx
+++ b/documents/Auto_FNOL_Deployment_Guide.docx
@@ -102,6 +102,56 @@
       </w:pPr>
       <w:r>
         <w:t>Azure CLI (az) and Power Platform CLI (pac) installed and authenticated (az login; pac auth create).</w:t>
+      </w:r>
+    </w:p>
+    <w:p>
+      <w:r>
+        <w:rPr>
+          <w:b/>
+          <w:i w:val="0"/>
+          <w:sz w:val="22"/>
+        </w:rPr>
+        <w:t>Where these steps are run:</w:t>
+      </w:r>
+    </w:p>
+    <w:p>
+      <w:pPr>
+        <w:pStyle w:val="ListBullet"/>
+      </w:pPr>
+      <w:r>
+        <w:t>All commands in this guide (Sections 1–3) are run from a terminal on your own machine (or a Cloud Shell / VM you control) — nothing here deploys to Azure App Service, Functions, or a container. The Python scripts only call Azure/Fabric/Foundry REST APIs and SDKs from wherever you run them; there is no server component to host.</w:t>
+      </w:r>
+    </w:p>
+    <w:p>
+      <w:pPr>
+        <w:pStyle w:val="ListBullet"/>
+      </w:pPr>
+      <w:r>
+        <w:t>Clone this repo locally, then open a terminal and cd into the repo root (the folder containing config.py, fabric/, foundry/, datagen/, copilotstudio/) — every command below is written relative to that repo-root working directory, e.g. run python fabric/create_ontology.py, not cd fabric first and run python create_ontology.py (both work, since each script inserts the repo root onto sys.path, but the guide assumes you stay at the repo root throughout).</w:t>
+      </w:r>
+    </w:p>
+    <w:p>
+      <w:pPr>
+        <w:pStyle w:val="ListBullet"/>
+      </w:pPr>
+      <w:r>
+        <w:t>Create and activate a Python virtual environment at the repo root (python -m venv .venv, then activate it) and install dependencies (pip install azure-identity azure-ai-projects openai python-docx pandas mcp python-dotenv requests) before running any script.</w:t>
+      </w:r>
+    </w:p>
+    <w:p>
+      <w:pPr>
+        <w:pStyle w:val="ListBullet"/>
+      </w:pPr>
+      <w:r>
+        <w:t>Sign in once per terminal session with az login (used by AzureCliCredential inside the scripts for Fabric/Foundry/Search auth) before running any fabric/*.py or foundry/*.py script.</w:t>
+      </w:r>
+    </w:p>
+    <w:p>
+      <w:pPr>
+        <w:pStyle w:val="ListBullet"/>
+      </w:pPr>
+      <w:r>
+        <w:t>The Copilot Studio steps (Section 5) instead use the Power Platform CLI (pac), run from the copilotstudio/AutoFNOLAgent/ subfolder as noted in that section — pac, not python.</w:t>
       </w:r>
     </w:p>
     <w:p>

--- a/documents/Auto_FNOL_Deployment_Guide.docx
+++ b/documents/Auto_FNOL_Deployment_Guide.docx
@@ -231,6 +231,12 @@
       </w:pPr>
       <w:r>
         <w:t>Run any script from the repo root or a subfolder — each script inserts the repo root onto sys.path and imports config, so .env only needs to exist once at the repo root.</w:t>
+      </w:r>
+    </w:p>
+    <w:p>
+      <w:pPr/>
+      <w:r>
+        <w:t>For the Power Automate mailbox-intake flow in copilotstudio/AutoFNOLAgent_solution/Workflows/FNOLEmailIntakeTrigger-*.json, also replace the &lt;YOUR_MAILBOX_INBOX_FOLDER_ID&gt;, &lt;YOUR_MAILBOX_TARGET_FOLDER_ID&gt;, and &lt;YOUR_MAILBOX_TARGET_FOLDER_NAME&gt; placeholders with your own Outlook mailbox folder identifiers before importing (Section 6) - these are unique per mailbox and cannot be reused across tenants.</w:t>
       </w:r>
     </w:p>
     <w:p>
@@ -516,17 +522,74 @@
       </w:r>
     </w:p>
     <w:p>
-      <w:bookmarkStart w:id="7" w:name="Validate"/>
       <w:pPr>
         <w:pStyle w:val="Heading1"/>
       </w:pPr>
       <w:r>
-        <w:rPr>
-          <w:color w:val="1F3864"/>
-        </w:rPr>
-        <w:t>6. Validate End-to-End</w:t>
+        <w:t>6. Deploy the FNOL Mailbox-Intake Flow (copilotstudio/AutoFNOLAgent_solution/)</w:t>
       </w:r>
-      <w:bookmarkEnd w:id="7"/>
+    </w:p>
+    <w:p>
+      <w:pPr/>
+      <w:r>
+        <w:t>Imports and publishes the FNOL Email Intake Trigger Power Automate flow, which watches a monitored mailbox for incoming FNOL emails and calls the Auto FNOL Triage Agent to screen each one for urgency and SIU fraud red flags at intake time, before an adjuster opens it.</w:t>
+      </w:r>
+    </w:p>
+    <w:p>
+      <w:pPr>
+        <w:pStyle w:val="ListNumber"/>
+      </w:pPr>
+      <w:r>
+        <w:t>Package the flow: from the repo root, run pac solution pack --zipfile &lt;path-to-zip&gt; --folder copilotstudio/AutoFNOLAgent_solution --packagetype Unmanaged.</w:t>
+      </w:r>
+    </w:p>
+    <w:p>
+      <w:pPr>
+        <w:pStyle w:val="ListNumber"/>
+      </w:pPr>
+      <w:r>
+        <w:t>Import it into your environment: pac solution import --path &lt;path-to-zip&gt; --publish-changes.</w:t>
+      </w:r>
+    </w:p>
+    <w:p>
+      <w:pPr>
+        <w:pStyle w:val="ListNumber"/>
+      </w:pPr>
+      <w:r>
+        <w:t>In the Power Platform maker portal (make.powerapps.com), open the imported flow (FNOL Email Intake Trigger) and reconnect any connection references that show as disconnected: shared_office365 (Outlook mailbox), shared_teams (Teams notification), and shared_microsoftcopilotstudio (calls the Auto FNOL Triage Agent).</w:t>
+      </w:r>
+    </w:p>
+    <w:p>
+      <w:pPr>
+        <w:pStyle w:val="ListNumber"/>
+      </w:pPr>
+      <w:r>
+        <w:t>Re-point the trigger's mailbox folder: open the When a new email arrives (V3) trigger in the flow designer and reselect your monitored folder - the folder IDs in the exported JSON are placeholders (&lt;YOUR_MAILBOX_INBOX_FOLDER_ID&gt;, &lt;YOUR_MAILBOX_TARGET_FOLDER_ID&gt;) and must be re-selected per mailbox; they cannot be set generically.</w:t>
+      </w:r>
+    </w:p>
+    <w:p>
+      <w:pPr>
+        <w:pStyle w:val="ListNumber"/>
+      </w:pPr>
+      <w:r>
+        <w:t>Confirm the flow targets the correct agent: the Execute_Agent_and_wait step's Copilot parameter should reference safnol_AutoFNOLTriageAgent (the Auto FNOL Triage Agent from Section 5), not any other agent in the environment.</w:t>
+      </w:r>
+    </w:p>
+    <w:p>
+      <w:pPr>
+        <w:pStyle w:val="ListNumber"/>
+      </w:pPr>
+      <w:r>
+        <w:t>Turn the flow on and send a test email to the monitored folder to confirm it posts a Teams message summarizing urgency and any SIU red flags identified (see Section 7 for end-to-end validation, and Section 8 for the note on why this flow evaluates red flags from the email text directly rather than calling the Foundry knowledge tool).</w:t>
+      </w:r>
+    </w:p>
+    <w:p>
+      <w:pPr>
+        <w:pStyle w:val="Heading1"/>
+      </w:pPr>
+      <w:r>
+        <w:t>7. Validate End-to-End</w:t>
+      </w:r>
     </w:p>
     <w:p>
       <w:pPr>
@@ -577,17 +640,12 @@
       </w:r>
     </w:p>
     <w:p>
-      <w:bookmarkStart w:id="8" w:name="Troubleshooting"/>
       <w:pPr>
         <w:pStyle w:val="Heading1"/>
       </w:pPr>
       <w:r>
-        <w:rPr>
-          <w:color w:val="1F3864"/>
-        </w:rPr>
-        <w:t>7. Troubleshooting Quick Reference</w:t>
+        <w:t>8. Troubleshooting Quick Reference</w:t>
       </w:r>
-      <w:bookmarkEnd w:id="8"/>
     </w:p>
     <w:tbl>
       <w:tblPr>
@@ -804,6 +862,38 @@
           <w:p>
             <w:r>
               <w:t>Validate a minimal no-MCP agent to confirm; otherwise treat as a pending platform limitation and demo via Teams</w:t>
+            </w:r>
+          </w:p>
+        </w:tc>
+      </w:tr>
+      <w:tr>
+        <w:tc>
+          <w:tcPr>
+            <w:tcW w:type="dxa" w:w="2880"/>
+          </w:tcPr>
+          <w:p>
+            <w:r>
+              <w:t>"Parse_JSON_of_agent_response" fails with "Required property 'content' expects a value but got null" in the FNOL Email Intake Trigger flow</w:t>
+            </w:r>
+          </w:p>
+        </w:tc>
+        <w:tc>
+          <w:tcPr>
+            <w:tcW w:type="dxa" w:w="2880"/>
+          </w:tcPr>
+          <w:p>
+            <w:r>
+              <w:t>Execute_Agent_and_wait's lastResponse came back empty because the agent's reply ended on an unattended-auth prompt (e.g. a connection-manager adaptive card) - typically because the prompt asked the agent to call an interactive-auth-gated tool (such as the Foundry knowledge agent) from this unattended flow context, which has no signed-in user to approve the connection</w:t>
+            </w:r>
+          </w:p>
+        </w:tc>
+        <w:tc>
+          <w:tcPr>
+            <w:tcW w:type="dxa" w:w="2880"/>
+          </w:tcPr>
+          <w:p>
+            <w:r>
+              <w:t>Keep the flow's prompt limited to reasoning over the raw email text only (no tool calls) for red-flag/urgency screening; do not have the flow ask the agent to call Foundry/Fabric IQ tools. Inspect the failed run's Execute_Agent_and_wait action output (Power Automate run history, or the Flow API) to confirm lastResponse if this recurs</w:t>
             </w:r>
           </w:p>
         </w:tc>
